--- a/core/crates/wo-conformance/corpus/cases/26-empty.docx
+++ b/core/crates/wo-conformance/corpus/cases/26-empty.docx
@@ -1,6 +1,11 @@
 
 <file path=word/document.xml><?xml version="1.0" encoding="utf-8"?>
 <w:document xmlns:w="http://schemas.openxmlformats.org/wordprocessingml/2006/main">
-  <w:body/>
+  <w:body>
+    <w:sectPr>
+      <w:pgSz w:w="11906" w:h="16838"/>
+      <w:pgMar w:top="1440" w:right="1440" w:bottom="1440" w:left="1440" w:header="720" w:footer="720" w:gutter="0"/>
+    </w:sectPr>
+  </w:body>
 </w:document>
 </file>